--- a/LEARNING/Azure/ADF/AzureFunctionApp/Learning/2.Azure Core Tools Installation Error.docx
+++ b/LEARNING/Azure/ADF/AzureFunctionApp/Learning/2.Azure Core Tools Installation Error.docx
@@ -10125,7 +10125,7 @@
     </w:p>
     <w:p>
       <w:pPr>
-        <w:shd w:val="clear" w:color="auto" w:fill="FFFFFF"/>
+        <w:shd w:val="clear" w:color="auto" w:fill="FAE2D5" w:themeFill="accent2" w:themeFillTint="33"/>
         <w:spacing w:after="0" w:line="240" w:lineRule="auto"/>
         <w:outlineLvl w:val="1"/>
         <w:rPr>
@@ -13552,6 +13552,7 @@
     </w:p>
     <w:p>
       <w:pPr>
+        <w:shd w:val="clear" w:color="auto" w:fill="FAE2D5" w:themeFill="accent2" w:themeFillTint="33"/>
         <w:tabs>
           <w:tab w:val="left" w:pos="916"/>
           <w:tab w:val="left" w:pos="1832"/>
@@ -14612,7 +14613,7 @@
           <w14:ligatures w14:val="none"/>
         </w:rPr>
         <w:pict w14:anchorId="408F06C2">
-          <v:rect id="_x0000_i1036" style="width:0;height:1.5pt" o:hralign="center" o:hrstd="t" o:hr="t" fillcolor="#a0a0a0" stroked="f"/>
+          <v:rect id="_x0000_i1032" style="width:0;height:1.5pt" o:hralign="center" o:hrstd="t" o:hr="t" fillcolor="#a0a0a0" stroked="f"/>
         </w:pict>
       </w:r>
     </w:p>
@@ -15038,7 +15039,7 @@
           <w14:ligatures w14:val="none"/>
         </w:rPr>
         <w:pict w14:anchorId="4A0325B4">
-          <v:rect id="_x0000_i1037" style="width:0;height:1.5pt" o:hralign="center" o:hrstd="t" o:hr="t" fillcolor="#a0a0a0" stroked="f"/>
+          <v:rect id="_x0000_i1033" style="width:0;height:1.5pt" o:hralign="center" o:hrstd="t" o:hr="t" fillcolor="#a0a0a0" stroked="f"/>
         </w:pict>
       </w:r>
     </w:p>
@@ -15994,7 +15995,7 @@
           <w14:ligatures w14:val="none"/>
         </w:rPr>
         <w:pict w14:anchorId="75CA5370">
-          <v:rect id="_x0000_i1038" style="width:0;height:1.5pt" o:hralign="center" o:hrstd="t" o:hr="t" fillcolor="#a0a0a0" stroked="f"/>
+          <v:rect id="_x0000_i1034" style="width:0;height:1.5pt" o:hralign="center" o:hrstd="t" o:hr="t" fillcolor="#a0a0a0" stroked="f"/>
         </w:pict>
       </w:r>
     </w:p>
@@ -16525,7 +16526,7 @@
           <w14:ligatures w14:val="none"/>
         </w:rPr>
         <w:pict w14:anchorId="6DEFE2DA">
-          <v:rect id="_x0000_i1039" style="width:0;height:1.5pt" o:hralign="center" o:hrstd="t" o:hr="t" fillcolor="#a0a0a0" stroked="f"/>
+          <v:rect id="_x0000_i1035" style="width:0;height:1.5pt" o:hralign="center" o:hrstd="t" o:hr="t" fillcolor="#a0a0a0" stroked="f"/>
         </w:pict>
       </w:r>
     </w:p>
@@ -16935,7 +16936,7 @@
           <w14:ligatures w14:val="none"/>
         </w:rPr>
         <w:pict w14:anchorId="26DEA614">
-          <v:rect id="_x0000_i1040" style="width:0;height:1.5pt" o:hralign="center" o:hrstd="t" o:hr="t" fillcolor="#a0a0a0" stroked="f"/>
+          <v:rect id="_x0000_i1036" style="width:0;height:1.5pt" o:hralign="center" o:hrstd="t" o:hr="t" fillcolor="#a0a0a0" stroked="f"/>
         </w:pict>
       </w:r>
     </w:p>
@@ -17455,6 +17456,7 @@
         <w:rPr>
           <w:rFonts w:ascii="Segoe UI" w:eastAsia="Times New Roman" w:hAnsi="Segoe UI" w:cs="Segoe UI"/>
           <w:kern w:val="0"/>
+          <w:shd w:val="clear" w:color="auto" w:fill="FAE2D5" w:themeFill="accent2" w:themeFillTint="33"/>
           <w:lang w:eastAsia="en-IN"/>
           <w14:ligatures w14:val="none"/>
         </w:rPr>
@@ -17465,6 +17467,7 @@
         <w:rPr>
           <w:rFonts w:ascii="Segoe UI" w:eastAsia="Times New Roman" w:hAnsi="Segoe UI" w:cs="Segoe UI"/>
           <w:kern w:val="0"/>
+          <w:shd w:val="clear" w:color="auto" w:fill="FAE2D5" w:themeFill="accent2" w:themeFillTint="33"/>
           <w:lang w:eastAsia="en-IN"/>
           <w14:ligatures w14:val="none"/>
         </w:rPr>
@@ -17477,6 +17480,7 @@
           <w:kern w:val="0"/>
           <w:sz w:val="20"/>
           <w:szCs w:val="20"/>
+          <w:shd w:val="clear" w:color="auto" w:fill="FAE2D5" w:themeFill="accent2" w:themeFillTint="33"/>
           <w:lang w:eastAsia="en-IN"/>
           <w14:ligatures w14:val="none"/>
         </w:rPr>
@@ -17487,6 +17491,7 @@
         <w:rPr>
           <w:rFonts w:ascii="Segoe UI" w:eastAsia="Times New Roman" w:hAnsi="Segoe UI" w:cs="Segoe UI"/>
           <w:kern w:val="0"/>
+          <w:shd w:val="clear" w:color="auto" w:fill="FAE2D5" w:themeFill="accent2" w:themeFillTint="33"/>
           <w:lang w:eastAsia="en-IN"/>
           <w14:ligatures w14:val="none"/>
         </w:rPr>
@@ -17511,7 +17516,7 @@
           <w14:ligatures w14:val="none"/>
         </w:rPr>
         <w:pict w14:anchorId="469621DC">
-          <v:rect id="_x0000_i1041" style="width:0;height:1.5pt" o:hralign="center" o:hrstd="t" o:hr="t" fillcolor="#a0a0a0" stroked="f"/>
+          <v:rect id="_x0000_i1037" style="width:0;height:1.5pt" o:hralign="center" o:hrstd="t" o:hr="t" fillcolor="#a0a0a0" stroked="f"/>
         </w:pict>
       </w:r>
     </w:p>
@@ -17853,7 +17858,7 @@
           <w14:ligatures w14:val="none"/>
         </w:rPr>
         <w:pict w14:anchorId="089DD189">
-          <v:rect id="_x0000_i1042" style="width:0;height:1.5pt" o:hralign="center" o:hrstd="t" o:hr="t" fillcolor="#a0a0a0" stroked="f"/>
+          <v:rect id="_x0000_i1038" style="width:0;height:1.5pt" o:hralign="center" o:hrstd="t" o:hr="t" fillcolor="#a0a0a0" stroked="f"/>
         </w:pict>
       </w:r>
     </w:p>
@@ -22579,6 +22584,52 @@
       </w:r>
     </w:p>
     <w:p/>
+    <w:p>
+      <w:pPr>
+        <w:pBdr>
+          <w:bottom w:val="single" w:sz="6" w:space="1" w:color="auto"/>
+        </w:pBdr>
+      </w:pPr>
+    </w:p>
+    <w:p/>
+    <w:p>
+      <w:r>
+        <w:t xml:space="preserve">What is </w:t>
+      </w:r>
+      <w:proofErr w:type="spellStart"/>
+      <w:r>
+        <w:t>npm</w:t>
+      </w:r>
+      <w:proofErr w:type="spellEnd"/>
+      <w:r>
+        <w:t xml:space="preserve"> </w:t>
+      </w:r>
+      <w:r>
+        <w:t>?</w:t>
+      </w:r>
+    </w:p>
+    <w:p>
+      <w:r>
+        <w:t xml:space="preserve">What is </w:t>
+      </w:r>
+      <w:proofErr w:type="spellStart"/>
+      <w:r>
+        <w:t>AzureWebJobsStorage</w:t>
+      </w:r>
+      <w:proofErr w:type="spellEnd"/>
+      <w:r>
+        <w:t>?</w:t>
+      </w:r>
+    </w:p>
+    <w:p>
+      <w:r>
+        <w:t xml:space="preserve">How to Upgrade </w:t>
+      </w:r>
+      <w:r>
+        <w:t>to latest python Version ?</w:t>
+      </w:r>
+    </w:p>
+    <w:p/>
     <w:sectPr>
       <w:footerReference w:type="default" r:id="rId9"/>
       <w:pgSz w:w="11906" w:h="16838"/>
@@ -22625,6 +22676,7 @@
         <w:docPartUnique/>
       </w:docPartObj>
     </w:sdtPr>
+    <w:sdtEndPr/>
     <w:sdtContent>
       <w:sdt>
         <w:sdtPr>
@@ -22634,6 +22686,7 @@
             <w:docPartUnique/>
           </w:docPartObj>
         </w:sdtPr>
+        <w:sdtEndPr/>
         <w:sdtContent>
           <w:p>
             <w:pPr>
@@ -24236,6 +24289,7 @@
   <w:style w:type="character" w:default="1" w:styleId="DefaultParagraphFont">
     <w:name w:val="Default Paragraph Font"/>
     <w:uiPriority w:val="1"/>
+    <w:semiHidden/>
     <w:unhideWhenUsed/>
   </w:style>
   <w:style w:type="table" w:default="1" w:styleId="TableNormal">
